--- a/results.docx
+++ b/results.docx
@@ -3333,17 +3333,41 @@
       </w:r>
     </w:p>
     <w:p>
-      <w:r>
+      <w:pPr>
+        <w:rPr>
+          <w:lang w:val="de-DE"/>
+        </w:rPr>
+      </w:pPr>
+      <w:r>
+        <w:rPr>
+          <w:lang w:val="de-DE"/>
+        </w:rPr>
         <w:t>==============================================================================</w:t>
       </w:r>
     </w:p>
     <w:p>
-      <w:r>
+      <w:pPr>
+        <w:rPr>
+          <w:lang w:val="de-DE"/>
+        </w:rPr>
+      </w:pPr>
+      <w:r>
+        <w:rPr>
+          <w:lang w:val="de-DE"/>
+        </w:rPr>
         <w:t>Omnibus:                      380.620   Durbin-Watson:                   1.944</w:t>
       </w:r>
     </w:p>
     <w:p>
-      <w:r>
+      <w:pPr>
+        <w:rPr>
+          <w:lang w:val="de-DE"/>
+        </w:rPr>
+      </w:pPr>
+      <w:r>
+        <w:rPr>
+          <w:lang w:val="de-DE"/>
+        </w:rPr>
         <w:t>Prob(Omnibus):                  0.000   Jarque-Bera (JB):             3408.143</w:t>
       </w:r>
     </w:p>
@@ -4876,7 +4900,15 @@
       </w:r>
     </w:p>
     <w:p>
-      <w:r>
+      <w:pPr>
+        <w:rPr>
+          <w:lang w:val="de-DE"/>
+        </w:rPr>
+      </w:pPr>
+      <w:r>
+        <w:rPr>
+          <w:lang w:val="de-DE"/>
+        </w:rPr>
         <w:t>Prob(Omnibus):                  0.000   Jarque-Bera (JB):             1804.395</w:t>
       </w:r>
     </w:p>
